--- a/submission_documents_20260916/CG_Supplementary.docx
+++ b/submission_documents_20260916/CG_Supplementary.docx
@@ -141,7 +141,7 @@
                     </pic:cNvPicPr>
                   </pic:nvPicPr>
                   <pic:blipFill>
-                    <a:blip r:embed="rId7" cstate="print">
+                    <a:blip r:embed="rId16" cstate="print">
                       <a:extLst>
                         <a:ext uri="{28A0092B-C50C-407E-A947-70E740481C1C}">
                           <a14:useLocalDpi xmlns:a14="http://schemas.microsoft.com/office/drawing/2010/main" val="0"/>
@@ -7886,7 +7886,7 @@
                     <pic:cNvPicPr/>
                   </pic:nvPicPr>
                   <pic:blipFill>
-                    <a:blip r:embed="rId14"/>
+                    <a:blip r:embed="rId17"/>
                     <a:stretch>
                       <a:fillRect/>
                     </a:stretch>
@@ -7924,7 +7924,7 @@
           <w:color w:val="000000"/>
           <w:sz w:val="20"/>
         </w:rPr>
-        <w:t>Supplementary Fig. S4. The 20 largest absolute P and S residuals among Full3C seed-42 accepted picks, with signed errors and event-ID suffixes. This is a ranked diagnostic, not an exhaustive waveform panel; selected waveforms appear in Main Fig. 12.</w:t>
+        <w:t>Supplementary Fig. S4. The 20 largest absolute P and S residuals among Full3C seed-42 accepted picks, with signed errors and event-ID suffixes. This is a ranked diagnostic, not an exhaustive waveform panel; selected waveforms appear in Main Fig. 14.</w:t>
       </w:r>
     </w:p>
     <w:p>
@@ -7952,7 +7952,7 @@
                     <pic:cNvPicPr/>
                   </pic:nvPicPr>
                   <pic:blipFill>
-                    <a:blip r:embed="rId15"/>
+                    <a:blip r:embed="rId18"/>
                     <a:stretch>
                       <a:fillRect/>
                     </a:stretch>
@@ -18189,7 +18189,7 @@
           <w:color w:val="000000"/>
           <w:sz w:val="20"/>
         </w:rPr>
-        <w:t>MATLAB checks passed for zero-waveform normalization, enhanced-feature finiteness, Z-only and one-horizontal-component fallback, preweighted crossentropy, accepted-uncertain P gating, rejected-P gating, and both S-window endpoints. The checks establish current implementation behavior, not the historical rationale for selecting thresholds. The final code and provenance records alone do not establish which data informed their earliest development; no stronger claim about historical threshold selection is made.</w:t>
+        <w:t>MATLAB checks passed for zero-waveform normalization, enhanced-feature finiteness, Z-only and one-horizontal-component fallback, preweighted crossentropy, accepted-uncertain P gating, rejected-P gating, and both S-window endpoints. The checks establish current implementation behavior, not the historical rationale for selecting thresholds. The final code and provenance records alone do not establish which data informed their earliest development; no stronger claim about historical threshold selection is made. Documentary threshold evidence is now provided in Table S20; the July values predate the September extension, while the original data-informed rationale remains unknown.</w:t>
       </w:r>
     </w:p>
     <w:p>
@@ -23486,7 +23486,1358 @@
     </w:p>
     <w:p>
       <w:r>
-        <w:t>Archive scope. Release v1.3.0, DOI 10.5281/zenodo.22782746, archives the original experiment and additional runner, predictions, numerical audit, and manuscript snapshot at Git commit e235f749540a56b763eca5903abb9592b9ed02b8. All 367 extension-manifest hashes were verified against the published archive. DOI 10.5281/zenodo.22760733 identifies the earlier v1.2.0 release. This availability statement was updated after DOI assignment; the archived snapshot contains the same numerical results with pre-publication availability wording. The extension was motivated by inspection of the original experiment and is exploratory.</w:t>
+        <w:t>Archive scope. Release v1.3.0, DOI 10.5281/zenodo.22782746, archives the original experiment and additional runner, predictions, numerical audit, and manuscript snapshot at Git commit e235f749540a56b763eca5903abb9592b9ed02b8. All 367 extension-manifest hashes were verified against the published archive. DOI 10.5281/zenodo.22760733 identifies the earlier v1.2.0 release. The current manuscript adds Figs. 11–12 from archived outputs and updates availability wording after DOI assignment; the archived snapshot contains the same numerical results without these presentation updates. The extension was motivated by inspection of the original experiment and is exploratory. The subsequent v1.4.0 software package adds all saved checkpoints, model replay and executable demonstrations; it should be cited separately from the immutable v1.3.0 archive.</w:t>
+      </w:r>
+    </w:p>
+    <w:p>
+      <w:pPr>
+        <w:pageBreakBefore/>
+      </w:pPr>
+      <w:r>
+        <w:rPr>
+          <w:rFonts w:ascii="Times New Roman" w:hAnsi="Times New Roman"/>
+          <w:b/>
+          <w:sz w:val="22"/>
+        </w:rPr>
+        <w:t>Executable software contribution and provenance</w:t>
+      </w:r>
+    </w:p>
+    <w:p>
+      <w:pPr>
+        <w:keepNext/>
+      </w:pPr>
+      <w:r>
+        <w:rPr>
+          <w:rFonts w:ascii="Times New Roman" w:hAnsi="Times New Roman"/>
+          <w:b/>
+          <w:sz w:val="20"/>
+        </w:rPr>
+        <w:t>Supplementary Table S19. Reusable workflow contracts and executable demonstration. These are integration and auditing capabilities; the underlying grouped-OOF, stacking and hashing techniques are established.</w:t>
+      </w:r>
+    </w:p>
+    <w:tbl>
+      <w:tblPr>
+        <w:tblW w:type="auto" w:w="0"/>
+        <w:tblLayout w:type="fixed"/>
+        <w:tblLook w:firstColumn="1" w:firstRow="1" w:lastColumn="0" w:lastRow="0" w:noHBand="0" w:noVBand="1" w:val="04A0"/>
+        <w:tblBorders>
+          <w:top w:val="single" w:sz="4" w:color="D9D9D9"/>
+          <w:left w:val="single" w:sz="4" w:color="D9D9D9"/>
+          <w:bottom w:val="single" w:sz="4" w:color="D9D9D9"/>
+          <w:right w:val="single" w:sz="4" w:color="D9D9D9"/>
+          <w:insideH w:val="single" w:sz="4" w:color="D9D9D9"/>
+          <w:insideV w:val="single" w:sz="4" w:color="D9D9D9"/>
+        </w:tblBorders>
+        <w:tblBorders>
+          <w:top w:val="single" w:sz="4" w:color="D9D9D9"/>
+          <w:left w:val="single" w:sz="4" w:color="D9D9D9"/>
+          <w:bottom w:val="single" w:sz="4" w:color="D9D9D9"/>
+          <w:right w:val="single" w:sz="4" w:color="D9D9D9"/>
+          <w:insideH w:val="single" w:sz="4" w:color="D9D9D9"/>
+          <w:insideV w:val="single" w:sz="4" w:color="D9D9D9"/>
+        </w:tblBorders>
+      </w:tblPr>
+      <w:tblGrid>
+        <w:gridCol w:w="3153"/>
+        <w:gridCol w:w="3153"/>
+        <w:gridCol w:w="3153"/>
+      </w:tblGrid>
+      <w:tr>
+        <w:trPr>
+          <w:cantSplit/>
+          <w:tblHeader/>
+        </w:trPr>
+        <w:tc>
+          <w:tcPr>
+            <w:tcW w:type="dxa" w:w="2376"/>
+            <w:shd w:fill="E7E6E6"/>
+          </w:tcPr>
+          <w:p>
+            <w:pPr>
+              <w:keepNext/>
+              <w:spacing w:line="264" w:lineRule="auto" w:after="100"/>
+            </w:pPr>
+            <w:r>
+              <w:rPr>
+                <w:rFonts w:ascii="Times New Roman" w:hAnsi="Times New Roman"/>
+                <w:b/>
+                <w:sz w:val="18"/>
+              </w:rPr>
+              <w:t>Component</w:t>
+            </w:r>
+          </w:p>
+        </w:tc>
+        <w:tc>
+          <w:tcPr>
+            <w:tcW w:type="dxa" w:w="3240"/>
+            <w:shd w:fill="E7E6E6"/>
+          </w:tcPr>
+          <w:p>
+            <w:pPr>
+              <w:keepNext/>
+              <w:spacing w:line="264" w:lineRule="auto" w:after="100"/>
+            </w:pPr>
+            <w:r>
+              <w:rPr>
+                <w:rFonts w:ascii="Times New Roman" w:hAnsi="Times New Roman"/>
+                <w:b/>
+                <w:sz w:val="18"/>
+              </w:rPr>
+              <w:t>Contract or failure detected</w:t>
+            </w:r>
+          </w:p>
+        </w:tc>
+        <w:tc>
+          <w:tcPr>
+            <w:tcW w:type="dxa" w:w="3312"/>
+            <w:shd w:fill="E7E6E6"/>
+          </w:tcPr>
+          <w:p>
+            <w:pPr>
+              <w:keepNext/>
+              <w:spacing w:line="264" w:lineRule="auto" w:after="100"/>
+            </w:pPr>
+            <w:r>
+              <w:rPr>
+                <w:rFonts w:ascii="Times New Roman" w:hAnsi="Times New Roman"/>
+                <w:b/>
+                <w:sz w:val="18"/>
+              </w:rPr>
+              <w:t>Public implementation/evidence</w:t>
+            </w:r>
+          </w:p>
+        </w:tc>
+      </w:tr>
+      <w:tr>
+        <w:trPr>
+          <w:cantSplit/>
+        </w:trPr>
+        <w:tc>
+          <w:tcPr>
+            <w:tcW w:type="dxa" w:w="2376"/>
+          </w:tcPr>
+          <w:p>
+            <w:pPr>
+              <w:keepNext w:val="0"/>
+              <w:spacing w:line="264" w:lineRule="auto" w:after="100"/>
+            </w:pPr>
+            <w:r>
+              <w:rPr>
+                <w:rFonts w:ascii="Times New Roman" w:hAnsi="Times New Roman"/>
+                <w:b w:val="0"/>
+                <w:sz w:val="18"/>
+              </w:rPr>
+              <w:t>Identity propagation</w:t>
+            </w:r>
+          </w:p>
+        </w:tc>
+        <w:tc>
+          <w:tcPr>
+            <w:tcW w:type="dxa" w:w="3240"/>
+          </w:tcPr>
+          <w:p>
+            <w:pPr>
+              <w:keepNext w:val="0"/>
+              <w:spacing w:line="264" w:lineRule="auto" w:after="100"/>
+            </w:pPr>
+            <w:r>
+              <w:rPr>
+                <w:rFonts w:ascii="Times New Roman" w:hAnsi="Times New Roman"/>
+                <w:b w:val="0"/>
+                <w:sz w:val="18"/>
+              </w:rPr>
+              <w:t>Source identity survives record duplication and augmentation</w:t>
+            </w:r>
+          </w:p>
+        </w:tc>
+        <w:tc>
+          <w:tcPr>
+            <w:tcW w:type="dxa" w:w="3312"/>
+          </w:tcPr>
+          <w:p>
+            <w:pPr>
+              <w:keepNext w:val="0"/>
+              <w:spacing w:line="264" w:lineRule="auto" w:after="100"/>
+            </w:pPr>
+            <w:r>
+              <w:rPr>
+                <w:rFonts w:ascii="Times New Roman" w:hAnsi="Times New Roman"/>
+                <w:b w:val="0"/>
+                <w:sz w:val="18"/>
+              </w:rPr>
+              <w:t>pipeline_contracts.py; 42 augmented-parent checks</w:t>
+            </w:r>
+          </w:p>
+        </w:tc>
+      </w:tr>
+      <w:tr>
+        <w:trPr>
+          <w:cantSplit/>
+        </w:trPr>
+        <w:tc>
+          <w:tcPr>
+            <w:tcW w:type="dxa" w:w="2376"/>
+          </w:tcPr>
+          <w:p>
+            <w:pPr>
+              <w:keepNext w:val="0"/>
+              <w:spacing w:line="264" w:lineRule="auto" w:after="100"/>
+            </w:pPr>
+            <w:r>
+              <w:rPr>
+                <w:rFonts w:ascii="Times New Roman" w:hAnsi="Times New Roman"/>
+                <w:b w:val="0"/>
+                <w:sz w:val="18"/>
+              </w:rPr>
+              <w:t>Grouped OOF</w:t>
+            </w:r>
+          </w:p>
+        </w:tc>
+        <w:tc>
+          <w:tcPr>
+            <w:tcW w:type="dxa" w:w="3240"/>
+          </w:tcPr>
+          <w:p>
+            <w:pPr>
+              <w:keepNext w:val="0"/>
+              <w:spacing w:line="264" w:lineRule="auto" w:after="100"/>
+            </w:pPr>
+            <w:r>
+              <w:rPr>
+                <w:rFonts w:ascii="Times New Roman" w:hAnsi="Times New Roman"/>
+                <w:b w:val="0"/>
+                <w:sz w:val="18"/>
+              </w:rPr>
+              <w:t>Held-out source excluded from fold fitting</w:t>
+            </w:r>
+          </w:p>
+        </w:tc>
+        <w:tc>
+          <w:tcPr>
+            <w:tcW w:type="dxa" w:w="3312"/>
+          </w:tcPr>
+          <w:p>
+            <w:pPr>
+              <w:keepNext w:val="0"/>
+              <w:spacing w:line="264" w:lineRule="auto" w:after="100"/>
+            </w:pPr>
+            <w:r>
+              <w:rPr>
+                <w:rFonts w:ascii="Times New Roman" w:hAnsi="Times New Roman"/>
+                <w:b w:val="0"/>
+                <w:sz w:val="18"/>
+              </w:rPr>
+              <w:t>grouped_folds / validate_oof; three synthetic folds</w:t>
+            </w:r>
+          </w:p>
+        </w:tc>
+      </w:tr>
+      <w:tr>
+        <w:trPr>
+          <w:cantSplit/>
+        </w:trPr>
+        <w:tc>
+          <w:tcPr>
+            <w:tcW w:type="dxa" w:w="2376"/>
+          </w:tcPr>
+          <w:p>
+            <w:pPr>
+              <w:keepNext w:val="0"/>
+              <w:spacing w:line="264" w:lineRule="auto" w:after="100"/>
+            </w:pPr>
+            <w:r>
+              <w:rPr>
+                <w:rFonts w:ascii="Times New Roman" w:hAnsi="Times New Roman"/>
+                <w:b w:val="0"/>
+                <w:sz w:val="18"/>
+              </w:rPr>
+              <w:t>Feature interface</w:t>
+            </w:r>
+          </w:p>
+        </w:tc>
+        <w:tc>
+          <w:tcPr>
+            <w:tcW w:type="dxa" w:w="3240"/>
+          </w:tcPr>
+          <w:p>
+            <w:pPr>
+              <w:keepNext w:val="0"/>
+              <w:spacing w:line="264" w:lineRule="auto" w:after="100"/>
+            </w:pPr>
+            <w:r>
+              <w:rPr>
+                <w:rFonts w:ascii="Times New Roman" w:hAnsi="Times New Roman"/>
+                <w:b w:val="0"/>
+                <w:sz w:val="18"/>
+              </w:rPr>
+              <w:t>Explicit STA/AIC/CNN/TCN P/S/noise plus E/N/Z order</w:t>
+            </w:r>
+          </w:p>
+        </w:tc>
+        <w:tc>
+          <w:tcPr>
+            <w:tcW w:type="dxa" w:w="3312"/>
+          </w:tcPr>
+          <w:p>
+            <w:pPr>
+              <w:keepNext w:val="0"/>
+              <w:spacing w:line="264" w:lineRule="auto" w:after="100"/>
+            </w:pPr>
+            <w:r>
+              <w:rPr>
+                <w:rFonts w:ascii="Times New Roman" w:hAnsi="Times New Roman"/>
+                <w:b w:val="0"/>
+                <w:sz w:val="18"/>
+              </w:rPr>
+              <w:t>validate_features; makeMeta.m; assertRepresentation.m</w:t>
+            </w:r>
+          </w:p>
+        </w:tc>
+      </w:tr>
+      <w:tr>
+        <w:trPr>
+          <w:cantSplit/>
+        </w:trPr>
+        <w:tc>
+          <w:tcPr>
+            <w:tcW w:type="dxa" w:w="2376"/>
+          </w:tcPr>
+          <w:p>
+            <w:pPr>
+              <w:keepNext w:val="0"/>
+              <w:spacing w:line="264" w:lineRule="auto" w:after="100"/>
+            </w:pPr>
+            <w:r>
+              <w:rPr>
+                <w:rFonts w:ascii="Times New Roman" w:hAnsi="Times New Roman"/>
+                <w:b w:val="0"/>
+                <w:sz w:val="18"/>
+              </w:rPr>
+              <w:t>Artifact provenance</w:t>
+            </w:r>
+          </w:p>
+        </w:tc>
+        <w:tc>
+          <w:tcPr>
+            <w:tcW w:type="dxa" w:w="3240"/>
+          </w:tcPr>
+          <w:p>
+            <w:pPr>
+              <w:keepNext w:val="0"/>
+              <w:spacing w:line="264" w:lineRule="auto" w:after="100"/>
+            </w:pPr>
+            <w:r>
+              <w:rPr>
+                <w:rFonts w:ascii="Times New Roman" w:hAnsi="Times New Roman"/>
+                <w:b w:val="0"/>
+                <w:sz w:val="18"/>
+              </w:rPr>
+              <w:t>Checkpoint and waveform identities match recorded hashes</w:t>
+            </w:r>
+          </w:p>
+        </w:tc>
+        <w:tc>
+          <w:tcPr>
+            <w:tcW w:type="dxa" w:w="3312"/>
+          </w:tcPr>
+          <w:p>
+            <w:pPr>
+              <w:keepNext w:val="0"/>
+              <w:spacing w:line="264" w:lineRule="auto" w:after="100"/>
+            </w:pPr>
+            <w:r>
+              <w:rPr>
+                <w:rFonts w:ascii="Times New Roman" w:hAnsi="Times New Roman"/>
+                <w:b w:val="0"/>
+                <w:sz w:val="18"/>
+              </w:rPr>
+              <w:t>checkpoint_manifest.csv; replay_models.m</w:t>
+            </w:r>
+          </w:p>
+        </w:tc>
+      </w:tr>
+      <w:tr>
+        <w:trPr>
+          <w:cantSplit/>
+        </w:trPr>
+        <w:tc>
+          <w:tcPr>
+            <w:tcW w:type="dxa" w:w="2376"/>
+          </w:tcPr>
+          <w:p>
+            <w:pPr>
+              <w:keepNext w:val="0"/>
+              <w:spacing w:line="264" w:lineRule="auto" w:after="100"/>
+            </w:pPr>
+            <w:r>
+              <w:rPr>
+                <w:rFonts w:ascii="Times New Roman" w:hAnsi="Times New Roman"/>
+                <w:b w:val="0"/>
+                <w:sz w:val="18"/>
+              </w:rPr>
+              <w:t>Dependency-aware summary</w:t>
+            </w:r>
+          </w:p>
+        </w:tc>
+        <w:tc>
+          <w:tcPr>
+            <w:tcW w:type="dxa" w:w="3240"/>
+          </w:tcPr>
+          <w:p>
+            <w:pPr>
+              <w:keepNext w:val="0"/>
+              <w:spacing w:line="264" w:lineRule="auto" w:after="100"/>
+            </w:pPr>
+            <w:r>
+              <w:rPr>
+                <w:rFonts w:ascii="Times New Roman" w:hAnsi="Times New Roman"/>
+                <w:b w:val="0"/>
+                <w:sz w:val="18"/>
+              </w:rPr>
+              <w:t>Meta fits are averaged within their shared base before between-base SD</w:t>
+            </w:r>
+          </w:p>
+        </w:tc>
+        <w:tc>
+          <w:tcPr>
+            <w:tcW w:type="dxa" w:w="3312"/>
+          </w:tcPr>
+          <w:p>
+            <w:pPr>
+              <w:keepNext w:val="0"/>
+              <w:spacing w:line="264" w:lineRule="auto" w:after="100"/>
+            </w:pPr>
+            <w:r>
+              <w:rPr>
+                <w:rFonts w:ascii="Times New Roman" w:hAnsi="Times New Roman"/>
+                <w:b w:val="0"/>
+                <w:sz w:val="18"/>
+              </w:rPr>
+              <w:t>summarize_crossed_seed; archived numerical audit</w:t>
+            </w:r>
+          </w:p>
+        </w:tc>
+      </w:tr>
+      <w:tr>
+        <w:trPr>
+          <w:cantSplit/>
+        </w:trPr>
+        <w:tc>
+          <w:tcPr>
+            <w:tcW w:type="dxa" w:w="2376"/>
+          </w:tcPr>
+          <w:p>
+            <w:pPr>
+              <w:keepNext w:val="0"/>
+              <w:spacing w:line="264" w:lineRule="auto" w:after="100"/>
+            </w:pPr>
+            <w:r>
+              <w:rPr>
+                <w:rFonts w:ascii="Times New Roman" w:hAnsi="Times New Roman"/>
+                <w:b w:val="0"/>
+                <w:sz w:val="18"/>
+              </w:rPr>
+              <w:t>Model replay</w:t>
+            </w:r>
+          </w:p>
+        </w:tc>
+        <w:tc>
+          <w:tcPr>
+            <w:tcW w:type="dxa" w:w="3240"/>
+          </w:tcPr>
+          <w:p>
+            <w:pPr>
+              <w:keepNext w:val="0"/>
+              <w:spacing w:line="264" w:lineRule="auto" w:after="100"/>
+            </w:pPr>
+            <w:r>
+              <w:rPr>
+                <w:rFonts w:ascii="Times New Roman" w:hAnsi="Times New Roman"/>
+                <w:b w:val="0"/>
+                <w:sz w:val="18"/>
+              </w:rPr>
+              <w:t>Saved networks reproduce pick times/statuses under the retained decoder</w:t>
+            </w:r>
+          </w:p>
+        </w:tc>
+        <w:tc>
+          <w:tcPr>
+            <w:tcW w:type="dxa" w:w="3312"/>
+          </w:tcPr>
+          <w:p>
+            <w:pPr>
+              <w:keepNext w:val="0"/>
+              <w:spacing w:line="264" w:lineRule="auto" w:after="100"/>
+            </w:pPr>
+            <w:r>
+              <w:rPr>
+                <w:rFonts w:ascii="Times New Roman" w:hAnsi="Times New Roman"/>
+                <w:b w:val="0"/>
+                <w:sz w:val="18"/>
+              </w:rPr>
+              <w:t>replay_models.m; verification receipts</w:t>
+            </w:r>
+          </w:p>
+        </w:tc>
+      </w:tr>
+      <w:tr>
+        <w:trPr>
+          <w:cantSplit/>
+        </w:trPr>
+        <w:tc>
+          <w:tcPr>
+            <w:tcW w:type="dxa" w:w="2376"/>
+          </w:tcPr>
+          <w:p>
+            <w:pPr>
+              <w:keepNext w:val="0"/>
+              <w:spacing w:line="264" w:lineRule="auto" w:after="100"/>
+            </w:pPr>
+            <w:r>
+              <w:rPr>
+                <w:rFonts w:ascii="Times New Roman" w:hAnsi="Times New Roman"/>
+                <w:b w:val="0"/>
+                <w:sz w:val="18"/>
+              </w:rPr>
+              <w:t>Negative controls</w:t>
+            </w:r>
+          </w:p>
+        </w:tc>
+        <w:tc>
+          <w:tcPr>
+            <w:tcW w:type="dxa" w:w="3240"/>
+          </w:tcPr>
+          <w:p>
+            <w:pPr>
+              <w:keepNext w:val="0"/>
+              <w:spacing w:line="264" w:lineRule="auto" w:after="100"/>
+            </w:pPr>
+            <w:r>
+              <w:rPr>
+                <w:rFonts w:ascii="Times New Roman" w:hAnsi="Times New Roman"/>
+                <w:b w:val="0"/>
+                <w:sz w:val="18"/>
+              </w:rPr>
+              <w:t>Overlap, changed parent, contaminated OOF, swapped features and changed bytes rejected</w:t>
+            </w:r>
+          </w:p>
+        </w:tc>
+        <w:tc>
+          <w:tcPr>
+            <w:tcW w:type="dxa" w:w="3312"/>
+          </w:tcPr>
+          <w:p>
+            <w:pPr>
+              <w:keepNext w:val="0"/>
+              <w:spacing w:line="264" w:lineRule="auto" w:after="100"/>
+            </w:pPr>
+            <w:r>
+              <w:rPr>
+                <w:rFonts w:ascii="Times New Roman" w:hAnsi="Times New Roman"/>
+                <w:b w:val="0"/>
+                <w:sz w:val="18"/>
+              </w:rPr>
+              <w:t>demonstrate_contracts.py; five expected rejections</w:t>
+            </w:r>
+          </w:p>
+        </w:tc>
+      </w:tr>
+    </w:tbl>
+    <w:p>
+      <w:pPr>
+        <w:keepNext/>
+      </w:pPr>
+      <w:r>
+        <w:rPr>
+          <w:rFonts w:ascii="Times New Roman" w:hAnsi="Times New Roman"/>
+          <w:b/>
+          <w:sz w:val="20"/>
+        </w:rPr>
+        <w:t>Supplementary Table S20. Documentary threshold provenance. Dates below are Git author dates, not evidence of which observations informed initial parameter selection.</w:t>
+      </w:r>
+    </w:p>
+    <w:tbl>
+      <w:tblPr>
+        <w:tblW w:type="auto" w:w="0"/>
+        <w:tblLayout w:type="fixed"/>
+        <w:tblLook w:firstColumn="1" w:firstRow="1" w:lastColumn="0" w:lastRow="0" w:noHBand="0" w:noVBand="1" w:val="04A0"/>
+        <w:tblBorders>
+          <w:top w:val="single" w:sz="4" w:color="D9D9D9"/>
+          <w:left w:val="single" w:sz="4" w:color="D9D9D9"/>
+          <w:bottom w:val="single" w:sz="4" w:color="D9D9D9"/>
+          <w:right w:val="single" w:sz="4" w:color="D9D9D9"/>
+          <w:insideH w:val="single" w:sz="4" w:color="D9D9D9"/>
+          <w:insideV w:val="single" w:sz="4" w:color="D9D9D9"/>
+        </w:tblBorders>
+        <w:tblBorders>
+          <w:top w:val="single" w:sz="4" w:color="D9D9D9"/>
+          <w:left w:val="single" w:sz="4" w:color="D9D9D9"/>
+          <w:bottom w:val="single" w:sz="4" w:color="D9D9D9"/>
+          <w:right w:val="single" w:sz="4" w:color="D9D9D9"/>
+          <w:insideH w:val="single" w:sz="4" w:color="D9D9D9"/>
+          <w:insideV w:val="single" w:sz="4" w:color="D9D9D9"/>
+        </w:tblBorders>
+      </w:tblPr>
+      <w:tblGrid>
+        <w:gridCol w:w="3153"/>
+        <w:gridCol w:w="3153"/>
+        <w:gridCol w:w="3153"/>
+      </w:tblGrid>
+      <w:tr>
+        <w:trPr>
+          <w:cantSplit/>
+          <w:tblHeader/>
+        </w:trPr>
+        <w:tc>
+          <w:tcPr>
+            <w:tcW w:type="dxa" w:w="2376"/>
+            <w:shd w:fill="E7E6E6"/>
+          </w:tcPr>
+          <w:p>
+            <w:pPr>
+              <w:keepNext/>
+              <w:spacing w:line="264" w:lineRule="auto" w:after="100"/>
+            </w:pPr>
+            <w:r>
+              <w:rPr>
+                <w:rFonts w:ascii="Times New Roman" w:hAnsi="Times New Roman"/>
+                <w:b/>
+                <w:sz w:val="18"/>
+              </w:rPr>
+              <w:t>Version / commit</w:t>
+            </w:r>
+          </w:p>
+        </w:tc>
+        <w:tc>
+          <w:tcPr>
+            <w:tcW w:type="dxa" w:w="3240"/>
+            <w:shd w:fill="E7E6E6"/>
+          </w:tcPr>
+          <w:p>
+            <w:pPr>
+              <w:keepNext/>
+              <w:spacing w:line="264" w:lineRule="auto" w:after="100"/>
+            </w:pPr>
+            <w:r>
+              <w:rPr>
+                <w:rFonts w:ascii="Times New Roman" w:hAnsi="Times New Roman"/>
+                <w:b/>
+                <w:sz w:val="18"/>
+              </w:rPr>
+              <w:t>Date</w:t>
+            </w:r>
+          </w:p>
+        </w:tc>
+        <w:tc>
+          <w:tcPr>
+            <w:tcW w:type="dxa" w:w="3312"/>
+            <w:shd w:fill="E7E6E6"/>
+          </w:tcPr>
+          <w:p>
+            <w:pPr>
+              <w:keepNext/>
+              <w:spacing w:line="264" w:lineRule="auto" w:after="100"/>
+            </w:pPr>
+            <w:r>
+              <w:rPr>
+                <w:rFonts w:ascii="Times New Roman" w:hAnsi="Times New Roman"/>
+                <w:b/>
+                <w:sz w:val="18"/>
+              </w:rPr>
+              <w:t>Recorded settings</w:t>
+            </w:r>
+          </w:p>
+        </w:tc>
+      </w:tr>
+      <w:tr>
+        <w:trPr>
+          <w:cantSplit/>
+        </w:trPr>
+        <w:tc>
+          <w:tcPr>
+            <w:tcW w:type="dxa" w:w="2376"/>
+          </w:tcPr>
+          <w:p>
+            <w:pPr>
+              <w:keepNext w:val="0"/>
+              <w:spacing w:line="264" w:lineRule="auto" w:after="100"/>
+            </w:pPr>
+            <w:r>
+              <w:rPr>
+                <w:rFonts w:ascii="Times New Roman" w:hAnsi="Times New Roman"/>
+                <w:b w:val="0"/>
+                <w:sz w:val="18"/>
+              </w:rPr>
+              <w:t>Initial code f566a26b3be5</w:t>
+            </w:r>
+          </w:p>
+        </w:tc>
+        <w:tc>
+          <w:tcPr>
+            <w:tcW w:type="dxa" w:w="3240"/>
+          </w:tcPr>
+          <w:p>
+            <w:pPr>
+              <w:keepNext w:val="0"/>
+              <w:spacing w:line="264" w:lineRule="auto" w:after="100"/>
+            </w:pPr>
+            <w:r>
+              <w:rPr>
+                <w:rFonts w:ascii="Times New Roman" w:hAnsi="Times New Roman"/>
+                <w:b w:val="0"/>
+                <w:sz w:val="18"/>
+              </w:rPr>
+              <w:t>21 July 2026</w:t>
+            </w:r>
+          </w:p>
+        </w:tc>
+        <w:tc>
+          <w:tcPr>
+            <w:tcW w:type="dxa" w:w="3312"/>
+          </w:tcPr>
+          <w:p>
+            <w:pPr>
+              <w:keepNext w:val="0"/>
+              <w:spacing w:line="264" w:lineRule="auto" w:after="100"/>
+            </w:pPr>
+            <w:r>
+              <w:rPr>
+                <w:rFonts w:ascii="Times New Roman" w:hAnsi="Times New Roman"/>
+                <w:b w:val="0"/>
+                <w:sz w:val="18"/>
+              </w:rPr>
+              <w:t>peak 0.30; quality P/S 3; S lag 0.1–30 s</w:t>
+            </w:r>
+          </w:p>
+        </w:tc>
+      </w:tr>
+      <w:tr>
+        <w:trPr>
+          <w:cantSplit/>
+        </w:trPr>
+        <w:tc>
+          <w:tcPr>
+            <w:tcW w:type="dxa" w:w="2376"/>
+          </w:tcPr>
+          <w:p>
+            <w:pPr>
+              <w:keepNext w:val="0"/>
+              <w:spacing w:line="264" w:lineRule="auto" w:after="100"/>
+            </w:pPr>
+            <w:r>
+              <w:rPr>
+                <w:rFonts w:ascii="Times New Roman" w:hAnsi="Times New Roman"/>
+                <w:b w:val="0"/>
+                <w:sz w:val="18"/>
+              </w:rPr>
+              <w:t>Configuration 2a3a87d95a2f</w:t>
+            </w:r>
+          </w:p>
+        </w:tc>
+        <w:tc>
+          <w:tcPr>
+            <w:tcW w:type="dxa" w:w="3240"/>
+          </w:tcPr>
+          <w:p>
+            <w:pPr>
+              <w:keepNext w:val="0"/>
+              <w:spacing w:line="264" w:lineRule="auto" w:after="100"/>
+            </w:pPr>
+            <w:r>
+              <w:rPr>
+                <w:rFonts w:ascii="Times New Roman" w:hAnsi="Times New Roman"/>
+                <w:b w:val="0"/>
+                <w:sz w:val="18"/>
+              </w:rPr>
+              <w:t>12 August 2026</w:t>
+            </w:r>
+          </w:p>
+        </w:tc>
+        <w:tc>
+          <w:tcPr>
+            <w:tcW w:type="dxa" w:w="3312"/>
+          </w:tcPr>
+          <w:p>
+            <w:pPr>
+              <w:keepNext w:val="0"/>
+              <w:spacing w:line="264" w:lineRule="auto" w:after="100"/>
+            </w:pPr>
+            <w:r>
+              <w:rPr>
+                <w:rFonts w:ascii="Times New Roman" w:hAnsi="Times New Roman"/>
+                <w:b w:val="0"/>
+                <w:sz w:val="18"/>
+              </w:rPr>
+              <w:t>Same five numerical settings</w:t>
+            </w:r>
+          </w:p>
+        </w:tc>
+      </w:tr>
+      <w:tr>
+        <w:trPr>
+          <w:cantSplit/>
+        </w:trPr>
+        <w:tc>
+          <w:tcPr>
+            <w:tcW w:type="dxa" w:w="2376"/>
+          </w:tcPr>
+          <w:p>
+            <w:pPr>
+              <w:keepNext w:val="0"/>
+              <w:spacing w:line="264" w:lineRule="auto" w:after="100"/>
+            </w:pPr>
+            <w:r>
+              <w:rPr>
+                <w:rFonts w:ascii="Times New Roman" w:hAnsi="Times New Roman"/>
+                <w:b w:val="0"/>
+                <w:sz w:val="18"/>
+              </w:rPr>
+              <w:t>Original package 767be754d415</w:t>
+            </w:r>
+          </w:p>
+        </w:tc>
+        <w:tc>
+          <w:tcPr>
+            <w:tcW w:type="dxa" w:w="3240"/>
+          </w:tcPr>
+          <w:p>
+            <w:pPr>
+              <w:keepNext w:val="0"/>
+              <w:spacing w:line="264" w:lineRule="auto" w:after="100"/>
+            </w:pPr>
+            <w:r>
+              <w:rPr>
+                <w:rFonts w:ascii="Times New Roman" w:hAnsi="Times New Roman"/>
+                <w:b w:val="0"/>
+                <w:sz w:val="18"/>
+              </w:rPr>
+              <w:t>15 September 2026</w:t>
+            </w:r>
+          </w:p>
+        </w:tc>
+        <w:tc>
+          <w:tcPr>
+            <w:tcW w:type="dxa" w:w="3312"/>
+          </w:tcPr>
+          <w:p>
+            <w:pPr>
+              <w:keepNext w:val="0"/>
+              <w:spacing w:line="264" w:lineRule="auto" w:after="100"/>
+            </w:pPr>
+            <w:r>
+              <w:rPr>
+                <w:rFonts w:ascii="Times New Roman" w:hAnsi="Times New Roman"/>
+                <w:b w:val="0"/>
+                <w:sz w:val="18"/>
+              </w:rPr>
+              <w:t>Same settings in original clean configuration</w:t>
+            </w:r>
+          </w:p>
+        </w:tc>
+      </w:tr>
+      <w:tr>
+        <w:trPr>
+          <w:cantSplit/>
+        </w:trPr>
+        <w:tc>
+          <w:tcPr>
+            <w:tcW w:type="dxa" w:w="2376"/>
+          </w:tcPr>
+          <w:p>
+            <w:pPr>
+              <w:keepNext w:val="0"/>
+              <w:spacing w:line="264" w:lineRule="auto" w:after="100"/>
+            </w:pPr>
+            <w:r>
+              <w:rPr>
+                <w:rFonts w:ascii="Times New Roman" w:hAnsi="Times New Roman"/>
+                <w:b w:val="0"/>
+                <w:sz w:val="18"/>
+              </w:rPr>
+              <w:t>Expanded package e235f749540a</w:t>
+            </w:r>
+          </w:p>
+        </w:tc>
+        <w:tc>
+          <w:tcPr>
+            <w:tcW w:type="dxa" w:w="3240"/>
+          </w:tcPr>
+          <w:p>
+            <w:pPr>
+              <w:keepNext w:val="0"/>
+              <w:spacing w:line="264" w:lineRule="auto" w:after="100"/>
+            </w:pPr>
+            <w:r>
+              <w:rPr>
+                <w:rFonts w:ascii="Times New Roman" w:hAnsi="Times New Roman"/>
+                <w:b w:val="0"/>
+                <w:sz w:val="18"/>
+              </w:rPr>
+              <w:t>16 September 2026</w:t>
+            </w:r>
+          </w:p>
+        </w:tc>
+        <w:tc>
+          <w:tcPr>
+            <w:tcW w:type="dxa" w:w="3312"/>
+          </w:tcPr>
+          <w:p>
+            <w:pPr>
+              <w:keepNext w:val="0"/>
+              <w:spacing w:line="264" w:lineRule="auto" w:after="100"/>
+            </w:pPr>
+            <w:r>
+              <w:rPr>
+                <w:rFonts w:ascii="Times New Roman" w:hAnsi="Times New Roman"/>
+                <w:b w:val="0"/>
+                <w:sz w:val="18"/>
+              </w:rPr>
+              <w:t>Same settings; current uncertain threshold = 0.5 × 0.30</w:t>
+            </w:r>
+          </w:p>
+        </w:tc>
+      </w:tr>
+    </w:tbl>
+    <w:p>
+      <w:pPr>
+        <w:spacing w:line="360" w:lineRule="auto"/>
+      </w:pPr>
+      <w:r>
+        <w:rPr>
+          <w:rFonts w:ascii="Times New Roman" w:hAnsi="Times New Roman"/>
+          <w:sz w:val="20"/>
+        </w:rPr>
+        <w:t>The public v1.0.0 release metadata reports publication on 21 July 2026 at 04:34 UTC. Full commit identifiers, configuration blob hashes and extracted assignments are supplied in threshold_history.json. This establishes documentary continuity of the settings before the September extension. It does not establish validation-only initial calibration or absence of all historical test-informed decisions, and it does not imply identical behavior of legacy and current decoder implementations. No recalibration was performed for this revision.</w:t>
+      </w:r>
+    </w:p>
+    <w:p>
+      <w:pPr>
+        <w:keepNext/>
+        <w:pageBreakBefore/>
+      </w:pPr>
+      <w:r>
+        <w:rPr>
+          <w:rFonts w:ascii="Times New Roman" w:hAnsi="Times New Roman"/>
+          <w:b/>
+          <w:sz w:val="20"/>
+        </w:rPr>
+        <w:t>Supplementary Table S21. Software-verification scope and observed outcomes. Smoke subsets were selected by lexical event-ID order, without performance-based selection.</w:t>
+      </w:r>
+    </w:p>
+    <w:tbl>
+      <w:tblPr>
+        <w:tblW w:type="auto" w:w="0"/>
+        <w:tblLayout w:type="fixed"/>
+        <w:tblLook w:firstColumn="1" w:firstRow="1" w:lastColumn="0" w:lastRow="0" w:noHBand="0" w:noVBand="1" w:val="04A0"/>
+        <w:tblBorders>
+          <w:top w:val="single" w:sz="4" w:color="D9D9D9"/>
+          <w:left w:val="single" w:sz="4" w:color="D9D9D9"/>
+          <w:bottom w:val="single" w:sz="4" w:color="D9D9D9"/>
+          <w:right w:val="single" w:sz="4" w:color="D9D9D9"/>
+          <w:insideH w:val="single" w:sz="4" w:color="D9D9D9"/>
+          <w:insideV w:val="single" w:sz="4" w:color="D9D9D9"/>
+        </w:tblBorders>
+        <w:tblBorders>
+          <w:top w:val="single" w:sz="4" w:color="D9D9D9"/>
+          <w:left w:val="single" w:sz="4" w:color="D9D9D9"/>
+          <w:bottom w:val="single" w:sz="4" w:color="D9D9D9"/>
+          <w:right w:val="single" w:sz="4" w:color="D9D9D9"/>
+          <w:insideH w:val="single" w:sz="4" w:color="D9D9D9"/>
+          <w:insideV w:val="single" w:sz="4" w:color="D9D9D9"/>
+        </w:tblBorders>
+      </w:tblPr>
+      <w:tblGrid>
+        <w:gridCol w:w="3153"/>
+        <w:gridCol w:w="3153"/>
+        <w:gridCol w:w="3153"/>
+      </w:tblGrid>
+      <w:tr>
+        <w:trPr>
+          <w:cantSplit/>
+          <w:tblHeader/>
+        </w:trPr>
+        <w:tc>
+          <w:tcPr>
+            <w:tcW w:type="dxa" w:w="2376"/>
+            <w:shd w:fill="E7E6E6"/>
+          </w:tcPr>
+          <w:p>
+            <w:pPr>
+              <w:keepNext/>
+              <w:spacing w:line="264" w:lineRule="auto" w:after="100"/>
+            </w:pPr>
+            <w:r>
+              <w:rPr>
+                <w:rFonts w:ascii="Times New Roman" w:hAnsi="Times New Roman"/>
+                <w:b/>
+                <w:sz w:val="18"/>
+              </w:rPr>
+              <w:t>Check</w:t>
+            </w:r>
+          </w:p>
+        </w:tc>
+        <w:tc>
+          <w:tcPr>
+            <w:tcW w:type="dxa" w:w="3240"/>
+            <w:shd w:fill="E7E6E6"/>
+          </w:tcPr>
+          <w:p>
+            <w:pPr>
+              <w:keepNext/>
+              <w:spacing w:line="264" w:lineRule="auto" w:after="100"/>
+            </w:pPr>
+            <w:r>
+              <w:rPr>
+                <w:rFonts w:ascii="Times New Roman" w:hAnsi="Times New Roman"/>
+                <w:b/>
+                <w:sz w:val="18"/>
+              </w:rPr>
+              <w:t>Scope</w:t>
+            </w:r>
+          </w:p>
+        </w:tc>
+        <w:tc>
+          <w:tcPr>
+            <w:tcW w:type="dxa" w:w="3312"/>
+            <w:shd w:fill="E7E6E6"/>
+          </w:tcPr>
+          <w:p>
+            <w:pPr>
+              <w:keepNext/>
+              <w:spacing w:line="264" w:lineRule="auto" w:after="100"/>
+            </w:pPr>
+            <w:r>
+              <w:rPr>
+                <w:rFonts w:ascii="Times New Roman" w:hAnsi="Times New Roman"/>
+                <w:b/>
+                <w:sz w:val="18"/>
+              </w:rPr>
+              <w:t>Outcome</w:t>
+            </w:r>
+          </w:p>
+        </w:tc>
+      </w:tr>
+      <w:tr>
+        <w:trPr>
+          <w:cantSplit/>
+        </w:trPr>
+        <w:tc>
+          <w:tcPr>
+            <w:tcW w:type="dxa" w:w="2376"/>
+          </w:tcPr>
+          <w:p>
+            <w:pPr>
+              <w:keepNext w:val="0"/>
+              <w:spacing w:line="264" w:lineRule="auto" w:after="100"/>
+            </w:pPr>
+            <w:r>
+              <w:rPr>
+                <w:rFonts w:ascii="Times New Roman" w:hAnsi="Times New Roman"/>
+                <w:b w:val="0"/>
+                <w:sz w:val="18"/>
+              </w:rPr>
+              <w:t>Synthetic Python contract demonstration</w:t>
+            </w:r>
+          </w:p>
+        </w:tc>
+        <w:tc>
+          <w:tcPr>
+            <w:tcW w:type="dxa" w:w="3240"/>
+          </w:tcPr>
+          <w:p>
+            <w:pPr>
+              <w:keepNext w:val="0"/>
+              <w:spacing w:line="264" w:lineRule="auto" w:after="100"/>
+            </w:pPr>
+            <w:r>
+              <w:rPr>
+                <w:rFonts w:ascii="Times New Roman" w:hAnsi="Times New Roman"/>
+                <w:b w:val="0"/>
+                <w:sz w:val="18"/>
+              </w:rPr>
+              <w:t>60 records / 20 sources; 3 OOF folds; 42 augmented records</w:t>
+            </w:r>
+          </w:p>
+        </w:tc>
+        <w:tc>
+          <w:tcPr>
+            <w:tcW w:type="dxa" w:w="3312"/>
+          </w:tcPr>
+          <w:p>
+            <w:pPr>
+              <w:keepNext w:val="0"/>
+              <w:spacing w:line="264" w:lineRule="auto" w:after="100"/>
+            </w:pPr>
+            <w:r>
+              <w:rPr>
+                <w:rFonts w:ascii="Times New Roman" w:hAnsi="Times New Roman"/>
+                <w:b w:val="0"/>
+                <w:sz w:val="18"/>
+              </w:rPr>
+              <w:t>Valid contracts pass; 5 invalid cases rejected</w:t>
+            </w:r>
+          </w:p>
+        </w:tc>
+      </w:tr>
+      <w:tr>
+        <w:trPr>
+          <w:cantSplit/>
+        </w:trPr>
+        <w:tc>
+          <w:tcPr>
+            <w:tcW w:type="dxa" w:w="2376"/>
+          </w:tcPr>
+          <w:p>
+            <w:pPr>
+              <w:keepNext w:val="0"/>
+              <w:spacing w:line="264" w:lineRule="auto" w:after="100"/>
+            </w:pPr>
+            <w:r>
+              <w:rPr>
+                <w:rFonts w:ascii="Times New Roman" w:hAnsi="Times New Roman"/>
+                <w:b w:val="0"/>
+                <w:sz w:val="18"/>
+              </w:rPr>
+              <w:t>Published prediction identities</w:t>
+            </w:r>
+          </w:p>
+        </w:tc>
+        <w:tc>
+          <w:tcPr>
+            <w:tcW w:type="dxa" w:w="3240"/>
+          </w:tcPr>
+          <w:p>
+            <w:pPr>
+              <w:keepNext w:val="0"/>
+              <w:spacing w:line="264" w:lineRule="auto" w:after="100"/>
+            </w:pPr>
+            <w:r>
+              <w:rPr>
+                <w:rFonts w:ascii="Times New Roman" w:hAnsi="Times New Roman"/>
+                <w:b w:val="0"/>
+                <w:sz w:val="18"/>
+              </w:rPr>
+              <w:t>24 output sets × 335 records / 317 sources</w:t>
+            </w:r>
+          </w:p>
+        </w:tc>
+        <w:tc>
+          <w:tcPr>
+            <w:tcW w:type="dxa" w:w="3312"/>
+          </w:tcPr>
+          <w:p>
+            <w:pPr>
+              <w:keepNext w:val="0"/>
+              <w:spacing w:line="264" w:lineRule="auto" w:after="100"/>
+            </w:pPr>
+            <w:r>
+              <w:rPr>
+                <w:rFonts w:ascii="Times New Roman" w:hAnsi="Times New Roman"/>
+                <w:b w:val="0"/>
+                <w:sz w:val="18"/>
+              </w:rPr>
+              <w:t>Event/source/reference labels agree</w:t>
+            </w:r>
+          </w:p>
+        </w:tc>
+      </w:tr>
+      <w:tr>
+        <w:trPr>
+          <w:cantSplit/>
+        </w:trPr>
+        <w:tc>
+          <w:tcPr>
+            <w:tcW w:type="dxa" w:w="2376"/>
+          </w:tcPr>
+          <w:p>
+            <w:pPr>
+              <w:keepNext w:val="0"/>
+              <w:spacing w:line="264" w:lineRule="auto" w:after="100"/>
+            </w:pPr>
+            <w:r>
+              <w:rPr>
+                <w:rFonts w:ascii="Times New Roman" w:hAnsi="Times New Roman"/>
+                <w:b w:val="0"/>
+                <w:sz w:val="18"/>
+              </w:rPr>
+              <w:t>MATLAB checkpoint loading and source audit</w:t>
+            </w:r>
+          </w:p>
+        </w:tc>
+        <w:tc>
+          <w:tcPr>
+            <w:tcW w:type="dxa" w:w="3240"/>
+          </w:tcPr>
+          <w:p>
+            <w:pPr>
+              <w:keepNext w:val="0"/>
+              <w:spacing w:line="264" w:lineRule="auto" w:after="100"/>
+            </w:pPr>
+            <w:r>
+              <w:rPr>
+                <w:rFonts w:ascii="Times New Roman" w:hAnsi="Times New Roman"/>
+                <w:b w:val="0"/>
+                <w:sz w:val="18"/>
+              </w:rPr>
+              <w:t>106 saved fits, including original ablations and OOF models</w:t>
+            </w:r>
+          </w:p>
+        </w:tc>
+        <w:tc>
+          <w:tcPr>
+            <w:tcW w:type="dxa" w:w="3312"/>
+          </w:tcPr>
+          <w:p>
+            <w:pPr>
+              <w:keepNext w:val="0"/>
+              <w:spacing w:line="264" w:lineRule="auto" w:after="100"/>
+            </w:pPr>
+            <w:r>
+              <w:rPr>
+                <w:rFonts w:ascii="Times New Roman" w:hAnsi="Times New Roman"/>
+                <w:b w:val="0"/>
+                <w:sz w:val="18"/>
+              </w:rPr>
+              <w:t>All load; fit/validation/test source checks pass</w:t>
+            </w:r>
+          </w:p>
+        </w:tc>
+      </w:tr>
+      <w:tr>
+        <w:trPr>
+          <w:cantSplit/>
+        </w:trPr>
+        <w:tc>
+          <w:tcPr>
+            <w:tcW w:type="dxa" w:w="2376"/>
+          </w:tcPr>
+          <w:p>
+            <w:pPr>
+              <w:keepNext w:val="0"/>
+              <w:spacing w:line="264" w:lineRule="auto" w:after="100"/>
+            </w:pPr>
+            <w:r>
+              <w:rPr>
+                <w:rFonts w:ascii="Times New Roman" w:hAnsi="Times New Roman"/>
+                <w:b w:val="0"/>
+                <w:sz w:val="18"/>
+              </w:rPr>
+              <w:t>GPU saved-model replay</w:t>
+            </w:r>
+          </w:p>
+        </w:tc>
+        <w:tc>
+          <w:tcPr>
+            <w:tcW w:type="dxa" w:w="3240"/>
+          </w:tcPr>
+          <w:p>
+            <w:pPr>
+              <w:keepNext w:val="0"/>
+              <w:spacing w:line="264" w:lineRule="auto" w:after="100"/>
+            </w:pPr>
+            <w:r>
+              <w:rPr>
+                <w:rFonts w:ascii="Times New Roman" w:hAnsi="Times New Roman"/>
+                <w:b w:val="0"/>
+                <w:sz w:val="18"/>
+              </w:rPr>
+              <w:t>24 output sets × first 3 test records</w:t>
+            </w:r>
+          </w:p>
+        </w:tc>
+        <w:tc>
+          <w:tcPr>
+            <w:tcW w:type="dxa" w:w="3312"/>
+          </w:tcPr>
+          <w:p>
+            <w:pPr>
+              <w:keepNext w:val="0"/>
+              <w:spacing w:line="264" w:lineRule="auto" w:after="100"/>
+            </w:pPr>
+            <w:r>
+              <w:rPr>
+                <w:rFonts w:ascii="Times New Roman" w:hAnsi="Times New Roman"/>
+                <w:b w:val="0"/>
+                <w:sz w:val="18"/>
+              </w:rPr>
+              <w:t>0 pick-time and 0 status mismatches</w:t>
+            </w:r>
+          </w:p>
+        </w:tc>
+      </w:tr>
+      <w:tr>
+        <w:trPr>
+          <w:cantSplit/>
+        </w:trPr>
+        <w:tc>
+          <w:tcPr>
+            <w:tcW w:type="dxa" w:w="2376"/>
+          </w:tcPr>
+          <w:p>
+            <w:pPr>
+              <w:keepNext w:val="0"/>
+              <w:spacing w:line="264" w:lineRule="auto" w:after="100"/>
+            </w:pPr>
+            <w:r>
+              <w:rPr>
+                <w:rFonts w:ascii="Times New Roman" w:hAnsi="Times New Roman"/>
+                <w:b w:val="0"/>
+                <w:sz w:val="18"/>
+              </w:rPr>
+              <w:t>CPU saved-model replay</w:t>
+            </w:r>
+          </w:p>
+        </w:tc>
+        <w:tc>
+          <w:tcPr>
+            <w:tcW w:type="dxa" w:w="3240"/>
+          </w:tcPr>
+          <w:p>
+            <w:pPr>
+              <w:keepNext w:val="0"/>
+              <w:spacing w:line="264" w:lineRule="auto" w:after="100"/>
+            </w:pPr>
+            <w:r>
+              <w:rPr>
+                <w:rFonts w:ascii="Times New Roman" w:hAnsi="Times New Roman"/>
+                <w:b w:val="0"/>
+                <w:sz w:val="18"/>
+              </w:rPr>
+              <w:t>24 output sets × first test record</w:t>
+            </w:r>
+          </w:p>
+        </w:tc>
+        <w:tc>
+          <w:tcPr>
+            <w:tcW w:type="dxa" w:w="3312"/>
+          </w:tcPr>
+          <w:p>
+            <w:pPr>
+              <w:keepNext w:val="0"/>
+              <w:spacing w:line="264" w:lineRule="auto" w:after="100"/>
+            </w:pPr>
+            <w:r>
+              <w:rPr>
+                <w:rFonts w:ascii="Times New Roman" w:hAnsi="Times New Roman"/>
+                <w:b w:val="0"/>
+                <w:sz w:val="18"/>
+              </w:rPr>
+              <w:t>0 pick-time and 0 status mismatches</w:t>
+            </w:r>
+          </w:p>
+        </w:tc>
+      </w:tr>
+    </w:tbl>
+    <w:p>
+      <w:pPr>
+        <w:spacing w:line="360" w:lineRule="auto"/>
+      </w:pPr>
+      <w:r>
+        <w:rPr>
+          <w:rFonts w:ascii="Times New Roman" w:hAnsi="Times New Roman"/>
+          <w:sz w:val="20"/>
+        </w:rPr>
+        <w:t>Replay compares finite pick times within 1e-7 s, NaN availability and categorical statuses; probability-derived quality differences are reported separately. The three-record GPU replay used MATLAB R2024a. The CPU check used the same release and is a backend smoke test, not an independent dataset. All-335-record replay is supported by maxRecords=Inf but is not asserted to have been executed here. Raw waveform redistribution and exact CSV reconstruction remain subject to the input-identification limitations documented in the public user guide.</w:t>
       </w:r>
     </w:p>
     <w:sectPr>
